--- a/tesis/5. Sprint 3 - RLS multi-tenant y staging (S9-S10)/S3-03 - Scrumboard.docx
+++ b/tesis/5. Sprint 3 - RLS multi-tenant y staging (S9-S10)/S3-03 - Scrumboard.docx
@@ -121,7 +121,7 @@
           </w:tcPr>
           <w:p>
             <w:r>
-              <w:t xml:space="preserve">Sprint 3 · S9–S10 (en curso)</w:t>
+              <w:t xml:space="preserve">Sprint 3 · S9–S10</w:t>
             </w:r>
           </w:p>
         </w:tc>
@@ -147,7 +147,7 @@
           </w:tcPr>
           <w:p>
             <w:r>
-              <w:t xml:space="preserve">08-10-2026</w:t>
+              <w:t xml:space="preserve">16-10-2026</w:t>
             </w:r>
           </w:p>
         </w:tc>
@@ -173,7 +173,7 @@
           </w:tcPr>
           <w:p>
             <w:r>
-              <w:t xml:space="preserve">1.0</w:t>
+              <w:t xml:space="preserve">1.2</w:t>
             </w:r>
           </w:p>
         </w:tc>
@@ -212,7 +212,7 @@
           <w:b w:val="0"/>
           <w:i w:val="0"/>
         </w:rPr>
-        <w:t xml:space="preserve">Fotografía del tablero al cierre del 08-10-2026 (día 4 de 10 del sprint).</w:t>
+        <w:t xml:space="preserve">Fotografía final del tablero al cierre del 16-10-2026 (día 10 de 10 del sprint). Las 14 tareas están en Hecho. HU-12 no se aceptó en la Review aunque sus tareas están hechas: vuelve al Product Backlog.</w:t>
       </w:r>
     </w:p>
     <w:tbl>
@@ -239,7 +239,7 @@
                 <w:b/>
                 <w:color w:val="FFFFFF"/>
               </w:rPr>
-              <w:t xml:space="preserve">Por hacer (8)</w:t>
+              <w:t xml:space="preserve">Por hacer (0)</w:t>
             </w:r>
           </w:p>
         </w:tc>
@@ -255,7 +255,7 @@
                 <w:b/>
                 <w:color w:val="FFFFFF"/>
               </w:rPr>
-              <w:t xml:space="preserve">En progreso (2)</w:t>
+              <w:t xml:space="preserve">En progreso (0)</w:t>
             </w:r>
           </w:p>
         </w:tc>
@@ -271,7 +271,7 @@
                 <w:b/>
                 <w:color w:val="FFFFFF"/>
               </w:rPr>
-              <w:t xml:space="preserve">Hecho (4)</w:t>
+              <w:t xml:space="preserve">Hecho (14)</w:t>
             </w:r>
           </w:p>
         </w:tc>
@@ -286,145 +286,6 @@
             <w:pPr>
               <w:spacing w:after="100"/>
             </w:pPr>
-            <w:r>
-              <w:rPr>
-                <w:b/>
-                <w:sz w:val="17"/>
-              </w:rPr>
-              <w:t xml:space="preserve">[T3.6 · HU-12] </w:t>
-            </w:r>
-            <w:r>
-              <w:rPr>
-                <w:sz w:val="17"/>
-              </w:rPr>
-              <w:t xml:space="preserve">Eliminar el rol MIEMBRO del sistema (migración del enum Rol) (2 h)</w:t>
-            </w:r>
-          </w:p>
-          <w:p>
-            <w:pPr>
-              <w:spacing w:after="100"/>
-            </w:pPr>
-            <w:r>
-              <w:rPr>
-                <w:b/>
-                <w:sz w:val="17"/>
-              </w:rPr>
-              <w:t xml:space="preserve">[T3.7 · HU-12] </w:t>
-            </w:r>
-            <w:r>
-              <w:rPr>
-                <w:sz w:val="17"/>
-              </w:rPr>
-              <w:t xml:space="preserve">Consentimiento Ley 21.719 en el registro por QR: contrato y brief para el frontend (3 h)</w:t>
-            </w:r>
-          </w:p>
-          <w:p>
-            <w:pPr>
-              <w:spacing w:after="100"/>
-            </w:pPr>
-            <w:r>
-              <w:rPr>
-                <w:b/>
-                <w:sz w:val="17"/>
-              </w:rPr>
-              <w:t xml:space="preserve">[T3.8 · HU-27] </w:t>
-            </w:r>
-            <w:r>
-              <w:rPr>
-                <w:sz w:val="17"/>
-              </w:rPr>
-              <w:t xml:space="preserve">Proyecto Supabase de staging (Backend-staging) con el rol app_runtime (3 h)</w:t>
-            </w:r>
-          </w:p>
-          <w:p>
-            <w:pPr>
-              <w:spacing w:after="100"/>
-            </w:pPr>
-            <w:r>
-              <w:rPr>
-                <w:b/>
-                <w:sz w:val="17"/>
-              </w:rPr>
-              <w:t xml:space="preserve">[T3.9 · HU-27] </w:t>
-            </w:r>
-            <w:r>
-              <w:rPr>
-                <w:sz w:val="17"/>
-              </w:rPr>
-              <w:t xml:space="preserve">Backend de staging en Render: rama staging, migraciones en pre-deploy y DATABASE_URL como app_runtime (7 h)</w:t>
-            </w:r>
-          </w:p>
-          <w:p>
-            <w:pPr>
-              <w:spacing w:after="100"/>
-            </w:pPr>
-            <w:r>
-              <w:rPr>
-                <w:b/>
-                <w:sz w:val="17"/>
-              </w:rPr>
-              <w:t xml:space="preserve">[T3.10 · HU-27] </w:t>
-            </w:r>
-            <w:r>
-              <w:rPr>
-                <w:sz w:val="17"/>
-              </w:rPr>
-              <w:t xml:space="preserve">CORS y cookies cross-site entre el frontend y el backend de staging (3 h)</w:t>
-            </w:r>
-          </w:p>
-          <w:p>
-            <w:pPr>
-              <w:spacing w:after="100"/>
-            </w:pPr>
-            <w:r>
-              <w:rPr>
-                <w:b/>
-                <w:sz w:val="17"/>
-              </w:rPr>
-              <w:t xml:space="preserve">[T3.11 · HU-18] </w:t>
-            </w:r>
-            <w:r>
-              <w:rPr>
-                <w:sz w:val="17"/>
-              </w:rPr>
-              <w:t xml:space="preserve">Smoke test de RLS en staging con cada rol (SUPER_ADMIN, MANAGER y USUARIO) (5 h)</w:t>
-            </w:r>
-          </w:p>
-          <w:p>
-            <w:pPr>
-              <w:spacing w:after="100"/>
-            </w:pPr>
-            <w:r>
-              <w:rPr>
-                <w:b/>
-                <w:sz w:val="17"/>
-              </w:rPr>
-              <w:t xml:space="preserve">[T3.13 · —] </w:t>
-            </w:r>
-            <w:r>
-              <w:rPr>
-                <w:sz w:val="17"/>
-              </w:rPr>
-              <w:t xml:space="preserve">Sprint Review, Retrospective y Release del sprint (3 h)</w:t>
-            </w:r>
-          </w:p>
-          <w:p>
-            <w:pPr>
-              <w:spacing w:after="100"/>
-            </w:pPr>
-            <w:r>
-              <w:rPr>
-                <w:b/>
-                <w:sz w:val="17"/>
-              </w:rPr>
-              <w:t xml:space="preserve">[T3.14 · —] </w:t>
-            </w:r>
-            <w:r>
-              <w:rPr>
-                <w:sz w:val="17"/>
-              </w:rPr>
-              <w:t xml:space="preserve">Reconciliar _prisma_migrations con las migraciones aplicadas a mano (prisma migrate resolve) (2 h)</w:t>
-            </w:r>
           </w:p>
         </w:tc>
         <w:tc>
@@ -436,37 +297,6 @@
             <w:pPr>
               <w:spacing w:after="100"/>
             </w:pPr>
-            <w:r>
-              <w:rPr>
-                <w:b/>
-                <w:sz w:val="17"/>
-              </w:rPr>
-              <w:t xml:space="preserve">[T3.4 · HU-18] </w:t>
-            </w:r>
-            <w:r>
-              <w:rPr>
-                <w:sz w:val="17"/>
-              </w:rPr>
-              <w:t xml:space="preserve">Conectar el contexto de tenant a Prisma (set_config en cada consulta) (5 h)</w:t>
-            </w:r>
-          </w:p>
-          <w:p>
-            <w:pPr>
-              <w:spacing w:after="100"/>
-            </w:pPr>
-            <w:r>
-              <w:rPr>
-                <w:b/>
-                <w:sz w:val="17"/>
-              </w:rPr>
-              <w:t xml:space="preserve">[T3.5 · HU-18] </w:t>
-            </w:r>
-            <w:r>
-              <w:rPr>
-                <w:sz w:val="17"/>
-              </w:rPr>
-              <w:t xml:space="preserve">Verificación de RLS: SQL con SET ROLE app_runtime y smoke test HTTP (4 h)</w:t>
-            </w:r>
           </w:p>
         </w:tc>
         <w:tc>
@@ -537,6 +367,150 @@
                 <w:b/>
                 <w:sz w:val="17"/>
               </w:rPr>
+              <w:t xml:space="preserve">[T3.4 · HU-18] </w:t>
+            </w:r>
+            <w:r>
+              <w:rPr>
+                <w:sz w:val="17"/>
+              </w:rPr>
+              <w:t xml:space="preserve">Conectar el contexto de tenant a Prisma (set_config en cada consulta) (5 h)</w:t>
+            </w:r>
+          </w:p>
+          <w:p>
+            <w:pPr>
+              <w:spacing w:after="100"/>
+            </w:pPr>
+            <w:r>
+              <w:rPr>
+                <w:b/>
+                <w:sz w:val="17"/>
+              </w:rPr>
+              <w:t xml:space="preserve">[T3.5 · HU-18] </w:t>
+            </w:r>
+            <w:r>
+              <w:rPr>
+                <w:sz w:val="17"/>
+              </w:rPr>
+              <w:t xml:space="preserve">Verificación de RLS: SQL con SET ROLE app_runtime y smoke test HTTP (4 h)</w:t>
+            </w:r>
+          </w:p>
+          <w:p>
+            <w:pPr>
+              <w:spacing w:after="100"/>
+            </w:pPr>
+            <w:r>
+              <w:rPr>
+                <w:b/>
+                <w:sz w:val="17"/>
+              </w:rPr>
+              <w:t xml:space="preserve">[T3.6 · HU-12] </w:t>
+            </w:r>
+            <w:r>
+              <w:rPr>
+                <w:sz w:val="17"/>
+              </w:rPr>
+              <w:t xml:space="preserve">Eliminar el rol MIEMBRO del sistema (migración del enum Rol) (2 h)</w:t>
+            </w:r>
+          </w:p>
+          <w:p>
+            <w:pPr>
+              <w:spacing w:after="100"/>
+            </w:pPr>
+            <w:r>
+              <w:rPr>
+                <w:b/>
+                <w:sz w:val="17"/>
+              </w:rPr>
+              <w:t xml:space="preserve">[T3.7 · HU-12] </w:t>
+            </w:r>
+            <w:r>
+              <w:rPr>
+                <w:sz w:val="17"/>
+              </w:rPr>
+              <w:t xml:space="preserve">Consentimiento Ley 21.719 en el registro por QR: contrato y brief para el frontend (3 h)</w:t>
+            </w:r>
+          </w:p>
+          <w:p>
+            <w:pPr>
+              <w:spacing w:after="100"/>
+            </w:pPr>
+            <w:r>
+              <w:rPr>
+                <w:b/>
+                <w:sz w:val="17"/>
+              </w:rPr>
+              <w:t xml:space="preserve">[T3.8 · HU-27] </w:t>
+            </w:r>
+            <w:r>
+              <w:rPr>
+                <w:sz w:val="17"/>
+              </w:rPr>
+              <w:t xml:space="preserve">Proyecto Supabase de staging (Backend-staging) con el rol app_runtime (3 h)</w:t>
+            </w:r>
+          </w:p>
+          <w:p>
+            <w:pPr>
+              <w:spacing w:after="100"/>
+            </w:pPr>
+            <w:r>
+              <w:rPr>
+                <w:b/>
+                <w:sz w:val="17"/>
+              </w:rPr>
+              <w:t xml:space="preserve">[T3.9 · HU-27] </w:t>
+            </w:r>
+            <w:r>
+              <w:rPr>
+                <w:sz w:val="17"/>
+              </w:rPr>
+              <w:t xml:space="preserve">Backend de staging en Render: rama staging, migraciones en pre-deploy y DATABASE_URL como app_runtime (7 h)</w:t>
+            </w:r>
+          </w:p>
+          <w:p>
+            <w:pPr>
+              <w:spacing w:after="100"/>
+            </w:pPr>
+            <w:r>
+              <w:rPr>
+                <w:b/>
+                <w:sz w:val="17"/>
+              </w:rPr>
+              <w:t xml:space="preserve">[T3.10 · HU-27] </w:t>
+            </w:r>
+            <w:r>
+              <w:rPr>
+                <w:sz w:val="17"/>
+              </w:rPr>
+              <w:t xml:space="preserve">CORS y cookies cross-site entre el frontend y el backend de staging (3 h)</w:t>
+            </w:r>
+          </w:p>
+          <w:p>
+            <w:pPr>
+              <w:spacing w:after="100"/>
+            </w:pPr>
+            <w:r>
+              <w:rPr>
+                <w:b/>
+                <w:sz w:val="17"/>
+              </w:rPr>
+              <w:t xml:space="preserve">[T3.11 · HU-18] </w:t>
+            </w:r>
+            <w:r>
+              <w:rPr>
+                <w:sz w:val="17"/>
+              </w:rPr>
+              <w:t xml:space="preserve">Smoke test de RLS en staging con cada rol (SUPER_ADMIN, MANAGER y USUARIO) (5 h)</w:t>
+            </w:r>
+          </w:p>
+          <w:p>
+            <w:pPr>
+              <w:spacing w:after="100"/>
+            </w:pPr>
+            <w:r>
+              <w:rPr>
+                <w:b/>
+                <w:sz w:val="17"/>
+              </w:rPr>
               <w:t xml:space="preserve">[T3.12 · —] </w:t>
             </w:r>
             <w:r>
@@ -544,6 +518,42 @@
                 <w:sz w:val="17"/>
               </w:rPr>
               <w:t xml:space="preserve">Correcciones de la Fase 1 según las observaciones de la docente guía (3 h)</w:t>
+            </w:r>
+          </w:p>
+          <w:p>
+            <w:pPr>
+              <w:spacing w:after="100"/>
+            </w:pPr>
+            <w:r>
+              <w:rPr>
+                <w:b/>
+                <w:sz w:val="17"/>
+              </w:rPr>
+              <w:t xml:space="preserve">[T3.13 · —] </w:t>
+            </w:r>
+            <w:r>
+              <w:rPr>
+                <w:sz w:val="17"/>
+              </w:rPr>
+              <w:t xml:space="preserve">Sprint Review, Retrospective y Release del sprint (3 h)</w:t>
+            </w:r>
+          </w:p>
+          <w:p>
+            <w:pPr>
+              <w:spacing w:after="100"/>
+            </w:pPr>
+            <w:r>
+              <w:rPr>
+                <w:b/>
+                <w:sz w:val="17"/>
+              </w:rPr>
+              <w:t xml:space="preserve">[T3.14 · —] </w:t>
+            </w:r>
+            <w:r>
+              <w:rPr>
+                <w:sz w:val="17"/>
+              </w:rPr>
+              <w:t xml:space="preserve">Reconciliar _prisma_migrations con las migraciones aplicadas a mano (prisma migrate resolve) (2 h)</w:t>
             </w:r>
           </w:p>
         </w:tc>
